--- a/docs/research/mvp/final/v01-product/use-cases-and-journeys.docx
+++ b/docs/research/mvp/final/v01-product/use-cases-and-journeys.docx
@@ -10,7 +10,7 @@
         <w:t xml:space="preserve">Use Cases &amp; End-to-End Journeys</w:t>
       </w:r>
     </w:p>
-    <w:bookmarkStart w:id="22" w:name="use-cases--end-to-end-journeys"/>
+    <w:bookmarkStart w:id="49" w:name="use-cases--end-to-end-journeys"/>
     <w:p>
       <w:pPr>
         <w:pStyle w:val="Heading1"/>
@@ -1567,7 +1567,7 @@
       </w:r>
     </w:p>
     <w:bookmarkEnd w:id="10"/>
-    <w:bookmarkStart w:id="11" w:name="X3785aa4fb13dfce3a17ed6f560228728cf01ca1"/>
+    <w:bookmarkStart w:id="14" w:name="X3785aa4fb13dfce3a17ed6f560228728cf01ca1"/>
     <w:p>
       <w:pPr>
         <w:pStyle w:val="Heading2"/>
@@ -1940,11 +1940,46 @@
         <w:pStyle w:val="FirstParagraph"/>
       </w:pPr>
       <w:r>
-        <w:rPr>
-          <w:b/>
-          <w:bCs/>
-        </w:rPr>
-        <w:t xml:space="preserve">[MERMAID RENDER FAILED — block #1]</w:t>
+        <w:drawing>
+          <wp:inline>
+            <wp:extent cx="5334000" cy="2320017"/>
+            <wp:effectExtent b="0" l="0" r="0" t="0"/>
+            <wp:docPr descr="diagram" title="" id="12" name="Picture"/>
+            <a:graphic>
+              <a:graphicData uri="http://schemas.openxmlformats.org/drawingml/2006/picture">
+                <pic:pic>
+                  <pic:nvPicPr>
+                    <pic:cNvPr descr="/tmp/.private/milosvasic/tmp.mB95nzrKAQ/img/diagram_001_d75fe1c50827.png" id="13" name="Picture"/>
+                    <pic:cNvPicPr>
+                      <a:picLocks noChangeArrowheads="1" noChangeAspect="1"/>
+                    </pic:cNvPicPr>
+                  </pic:nvPicPr>
+                  <pic:blipFill>
+                    <a:blip r:embed="rId11"/>
+                    <a:stretch>
+                      <a:fillRect/>
+                    </a:stretch>
+                  </pic:blipFill>
+                  <pic:spPr bwMode="auto">
+                    <a:xfrm>
+                      <a:off x="0" y="0"/>
+                      <a:ext cx="5334000" cy="2320017"/>
+                    </a:xfrm>
+                    <a:prstGeom prst="rect">
+                      <a:avLst/>
+                    </a:prstGeom>
+                    <a:noFill/>
+                    <a:ln w="9525">
+                      <a:noFill/>
+                      <a:headEnd/>
+                      <a:tailEnd/>
+                    </a:ln>
+                  </pic:spPr>
+                </pic:pic>
+              </a:graphicData>
+            </a:graphic>
+          </wp:inline>
+        </w:drawing>
       </w:r>
     </w:p>
     <w:p>
@@ -1999,8 +2034,8 @@
         </w:pict>
       </w:r>
     </w:p>
-    <w:bookmarkEnd w:id="11"/>
-    <w:bookmarkStart w:id="12" w:name="X256c4983b03c18d1acf6d77a82345a4bf3155e2"/>
+    <w:bookmarkEnd w:id="14"/>
+    <w:bookmarkStart w:id="18" w:name="X256c4983b03c18d1acf6d77a82345a4bf3155e2"/>
     <w:p>
       <w:pPr>
         <w:pStyle w:val="Heading2"/>
@@ -2250,11 +2285,46 @@
         <w:pStyle w:val="BodyText"/>
       </w:pPr>
       <w:r>
-        <w:rPr>
-          <w:b/>
-          <w:bCs/>
-        </w:rPr>
-        <w:t xml:space="preserve">[MERMAID RENDER FAILED — block #2]</w:t>
+        <w:drawing>
+          <wp:inline>
+            <wp:extent cx="5334000" cy="3068410"/>
+            <wp:effectExtent b="0" l="0" r="0" t="0"/>
+            <wp:docPr descr="diagram" title="" id="16" name="Picture"/>
+            <a:graphic>
+              <a:graphicData uri="http://schemas.openxmlformats.org/drawingml/2006/picture">
+                <pic:pic>
+                  <pic:nvPicPr>
+                    <pic:cNvPr descr="/tmp/.private/milosvasic/tmp.mB95nzrKAQ/img/diagram_002_107ea0ea6776.png" id="17" name="Picture"/>
+                    <pic:cNvPicPr>
+                      <a:picLocks noChangeArrowheads="1" noChangeAspect="1"/>
+                    </pic:cNvPicPr>
+                  </pic:nvPicPr>
+                  <pic:blipFill>
+                    <a:blip r:embed="rId15"/>
+                    <a:stretch>
+                      <a:fillRect/>
+                    </a:stretch>
+                  </pic:blipFill>
+                  <pic:spPr bwMode="auto">
+                    <a:xfrm>
+                      <a:off x="0" y="0"/>
+                      <a:ext cx="5334000" cy="3068410"/>
+                    </a:xfrm>
+                    <a:prstGeom prst="rect">
+                      <a:avLst/>
+                    </a:prstGeom>
+                    <a:noFill/>
+                    <a:ln w="9525">
+                      <a:noFill/>
+                      <a:headEnd/>
+                      <a:tailEnd/>
+                    </a:ln>
+                  </pic:spPr>
+                </pic:pic>
+              </a:graphicData>
+            </a:graphic>
+          </wp:inline>
+        </w:drawing>
       </w:r>
     </w:p>
     <w:p>
@@ -2300,8 +2370,8 @@
         </w:pict>
       </w:r>
     </w:p>
-    <w:bookmarkEnd w:id="12"/>
-    <w:bookmarkStart w:id="13" w:name="Xa6acf2058325539f2f93c542f322818e2c1f2ea"/>
+    <w:bookmarkEnd w:id="18"/>
+    <w:bookmarkStart w:id="22" w:name="Xa6acf2058325539f2f93c542f322818e2c1f2ea"/>
     <w:p>
       <w:pPr>
         <w:pStyle w:val="Heading2"/>
@@ -2513,11 +2583,46 @@
         <w:pStyle w:val="BodyText"/>
       </w:pPr>
       <w:r>
-        <w:rPr>
-          <w:b/>
-          <w:bCs/>
-        </w:rPr>
-        <w:t xml:space="preserve">[MERMAID RENDER FAILED — block #3]</w:t>
+        <w:drawing>
+          <wp:inline>
+            <wp:extent cx="5334000" cy="2054678"/>
+            <wp:effectExtent b="0" l="0" r="0" t="0"/>
+            <wp:docPr descr="diagram" title="" id="20" name="Picture"/>
+            <a:graphic>
+              <a:graphicData uri="http://schemas.openxmlformats.org/drawingml/2006/picture">
+                <pic:pic>
+                  <pic:nvPicPr>
+                    <pic:cNvPr descr="/tmp/.private/milosvasic/tmp.mB95nzrKAQ/img/diagram_003_dd6f44760472.png" id="21" name="Picture"/>
+                    <pic:cNvPicPr>
+                      <a:picLocks noChangeArrowheads="1" noChangeAspect="1"/>
+                    </pic:cNvPicPr>
+                  </pic:nvPicPr>
+                  <pic:blipFill>
+                    <a:blip r:embed="rId19"/>
+                    <a:stretch>
+                      <a:fillRect/>
+                    </a:stretch>
+                  </pic:blipFill>
+                  <pic:spPr bwMode="auto">
+                    <a:xfrm>
+                      <a:off x="0" y="0"/>
+                      <a:ext cx="5334000" cy="2054678"/>
+                    </a:xfrm>
+                    <a:prstGeom prst="rect">
+                      <a:avLst/>
+                    </a:prstGeom>
+                    <a:noFill/>
+                    <a:ln w="9525">
+                      <a:noFill/>
+                      <a:headEnd/>
+                      <a:tailEnd/>
+                    </a:ln>
+                  </pic:spPr>
+                </pic:pic>
+              </a:graphicData>
+            </a:graphic>
+          </wp:inline>
+        </w:drawing>
       </w:r>
     </w:p>
     <w:p>
@@ -2566,8 +2671,8 @@
         </w:pict>
       </w:r>
     </w:p>
-    <w:bookmarkEnd w:id="13"/>
-    <w:bookmarkStart w:id="14" w:name="X7245f9c8c07241a2235f35ec65f3b38e034c1bd"/>
+    <w:bookmarkEnd w:id="22"/>
+    <w:bookmarkStart w:id="26" w:name="X7245f9c8c07241a2235f35ec65f3b38e034c1bd"/>
     <w:p>
       <w:pPr>
         <w:pStyle w:val="Heading2"/>
@@ -2953,11 +3058,46 @@
         <w:pStyle w:val="BodyText"/>
       </w:pPr>
       <w:r>
-        <w:rPr>
-          <w:b/>
-          <w:bCs/>
-        </w:rPr>
-        <w:t xml:space="preserve">[MERMAID RENDER FAILED — block #4]</w:t>
+        <w:drawing>
+          <wp:inline>
+            <wp:extent cx="5334000" cy="1748517"/>
+            <wp:effectExtent b="0" l="0" r="0" t="0"/>
+            <wp:docPr descr="diagram" title="" id="24" name="Picture"/>
+            <a:graphic>
+              <a:graphicData uri="http://schemas.openxmlformats.org/drawingml/2006/picture">
+                <pic:pic>
+                  <pic:nvPicPr>
+                    <pic:cNvPr descr="/tmp/.private/milosvasic/tmp.mB95nzrKAQ/img/diagram_004_ceacb0029525.png" id="25" name="Picture"/>
+                    <pic:cNvPicPr>
+                      <a:picLocks noChangeArrowheads="1" noChangeAspect="1"/>
+                    </pic:cNvPicPr>
+                  </pic:nvPicPr>
+                  <pic:blipFill>
+                    <a:blip r:embed="rId23"/>
+                    <a:stretch>
+                      <a:fillRect/>
+                    </a:stretch>
+                  </pic:blipFill>
+                  <pic:spPr bwMode="auto">
+                    <a:xfrm>
+                      <a:off x="0" y="0"/>
+                      <a:ext cx="5334000" cy="1748517"/>
+                    </a:xfrm>
+                    <a:prstGeom prst="rect">
+                      <a:avLst/>
+                    </a:prstGeom>
+                    <a:noFill/>
+                    <a:ln w="9525">
+                      <a:noFill/>
+                      <a:headEnd/>
+                      <a:tailEnd/>
+                    </a:ln>
+                  </pic:spPr>
+                </pic:pic>
+              </a:graphicData>
+            </a:graphic>
+          </wp:inline>
+        </w:drawing>
       </w:r>
     </w:p>
     <w:p>
@@ -3042,8 +3182,8 @@
         </w:pict>
       </w:r>
     </w:p>
-    <w:bookmarkEnd w:id="14"/>
-    <w:bookmarkStart w:id="15" w:name="Xa470383e112a880694039e57a11adb6274975ba"/>
+    <w:bookmarkEnd w:id="26"/>
+    <w:bookmarkStart w:id="30" w:name="Xa470383e112a880694039e57a11adb6274975ba"/>
     <w:p>
       <w:pPr>
         <w:pStyle w:val="Heading2"/>
@@ -3371,11 +3511,46 @@
         <w:pStyle w:val="BodyText"/>
       </w:pPr>
       <w:r>
-        <w:rPr>
-          <w:b/>
-          <w:bCs/>
-        </w:rPr>
-        <w:t xml:space="preserve">[MERMAID RENDER FAILED — block #5]</w:t>
+        <w:drawing>
+          <wp:inline>
+            <wp:extent cx="5334000" cy="1673678"/>
+            <wp:effectExtent b="0" l="0" r="0" t="0"/>
+            <wp:docPr descr="diagram" title="" id="28" name="Picture"/>
+            <a:graphic>
+              <a:graphicData uri="http://schemas.openxmlformats.org/drawingml/2006/picture">
+                <pic:pic>
+                  <pic:nvPicPr>
+                    <pic:cNvPr descr="/tmp/.private/milosvasic/tmp.mB95nzrKAQ/img/diagram_005_01fac80f8ea7.png" id="29" name="Picture"/>
+                    <pic:cNvPicPr>
+                      <a:picLocks noChangeArrowheads="1" noChangeAspect="1"/>
+                    </pic:cNvPicPr>
+                  </pic:nvPicPr>
+                  <pic:blipFill>
+                    <a:blip r:embed="rId27"/>
+                    <a:stretch>
+                      <a:fillRect/>
+                    </a:stretch>
+                  </pic:blipFill>
+                  <pic:spPr bwMode="auto">
+                    <a:xfrm>
+                      <a:off x="0" y="0"/>
+                      <a:ext cx="5334000" cy="1673678"/>
+                    </a:xfrm>
+                    <a:prstGeom prst="rect">
+                      <a:avLst/>
+                    </a:prstGeom>
+                    <a:noFill/>
+                    <a:ln w="9525">
+                      <a:noFill/>
+                      <a:headEnd/>
+                      <a:tailEnd/>
+                    </a:ln>
+                  </pic:spPr>
+                </pic:pic>
+              </a:graphicData>
+            </a:graphic>
+          </wp:inline>
+        </w:drawing>
       </w:r>
     </w:p>
     <w:p>
@@ -3467,8 +3642,8 @@
         </w:pict>
       </w:r>
     </w:p>
-    <w:bookmarkEnd w:id="15"/>
-    <w:bookmarkStart w:id="16" w:name="X44b7c8a7ebe96c72b6716c50146f56e084d608f"/>
+    <w:bookmarkEnd w:id="30"/>
+    <w:bookmarkStart w:id="34" w:name="X44b7c8a7ebe96c72b6716c50146f56e084d608f"/>
     <w:p>
       <w:pPr>
         <w:pStyle w:val="Heading2"/>
@@ -3797,11 +3972,46 @@
         <w:pStyle w:val="BodyText"/>
       </w:pPr>
       <w:r>
-        <w:rPr>
-          <w:b/>
-          <w:bCs/>
-        </w:rPr>
-        <w:t xml:space="preserve">[MERMAID RENDER FAILED — block #6]</w:t>
+        <w:drawing>
+          <wp:inline>
+            <wp:extent cx="5334000" cy="23803268"/>
+            <wp:effectExtent b="0" l="0" r="0" t="0"/>
+            <wp:docPr descr="diagram" title="" id="32" name="Picture"/>
+            <a:graphic>
+              <a:graphicData uri="http://schemas.openxmlformats.org/drawingml/2006/picture">
+                <pic:pic>
+                  <pic:nvPicPr>
+                    <pic:cNvPr descr="/tmp/.private/milosvasic/tmp.mB95nzrKAQ/img/diagram_006_c6f1ee8c5f22.png" id="33" name="Picture"/>
+                    <pic:cNvPicPr>
+                      <a:picLocks noChangeArrowheads="1" noChangeAspect="1"/>
+                    </pic:cNvPicPr>
+                  </pic:nvPicPr>
+                  <pic:blipFill>
+                    <a:blip r:embed="rId31"/>
+                    <a:stretch>
+                      <a:fillRect/>
+                    </a:stretch>
+                  </pic:blipFill>
+                  <pic:spPr bwMode="auto">
+                    <a:xfrm>
+                      <a:off x="0" y="0"/>
+                      <a:ext cx="5334000" cy="23803268"/>
+                    </a:xfrm>
+                    <a:prstGeom prst="rect">
+                      <a:avLst/>
+                    </a:prstGeom>
+                    <a:noFill/>
+                    <a:ln w="9525">
+                      <a:noFill/>
+                      <a:headEnd/>
+                      <a:tailEnd/>
+                    </a:ln>
+                  </pic:spPr>
+                </pic:pic>
+              </a:graphicData>
+            </a:graphic>
+          </wp:inline>
+        </w:drawing>
       </w:r>
     </w:p>
     <w:p>
@@ -3869,8 +4079,8 @@
         </w:pict>
       </w:r>
     </w:p>
-    <w:bookmarkEnd w:id="16"/>
-    <w:bookmarkStart w:id="17" w:name="Xc4727d165d44de82fe8c7cf2c9998928f91c3a1"/>
+    <w:bookmarkEnd w:id="34"/>
+    <w:bookmarkStart w:id="38" w:name="Xc4727d165d44de82fe8c7cf2c9998928f91c3a1"/>
     <w:p>
       <w:pPr>
         <w:pStyle w:val="Heading2"/>
@@ -4102,11 +4312,46 @@
         <w:pStyle w:val="BodyText"/>
       </w:pPr>
       <w:r>
-        <w:rPr>
-          <w:b/>
-          <w:bCs/>
-        </w:rPr>
-        <w:t xml:space="preserve">[MERMAID RENDER FAILED — block #7]</w:t>
+        <w:drawing>
+          <wp:inline>
+            <wp:extent cx="5334000" cy="5204732"/>
+            <wp:effectExtent b="0" l="0" r="0" t="0"/>
+            <wp:docPr descr="diagram" title="" id="36" name="Picture"/>
+            <a:graphic>
+              <a:graphicData uri="http://schemas.openxmlformats.org/drawingml/2006/picture">
+                <pic:pic>
+                  <pic:nvPicPr>
+                    <pic:cNvPr descr="/tmp/.private/milosvasic/tmp.mB95nzrKAQ/img/diagram_007_b348122a5ef4.png" id="37" name="Picture"/>
+                    <pic:cNvPicPr>
+                      <a:picLocks noChangeArrowheads="1" noChangeAspect="1"/>
+                    </pic:cNvPicPr>
+                  </pic:nvPicPr>
+                  <pic:blipFill>
+                    <a:blip r:embed="rId35"/>
+                    <a:stretch>
+                      <a:fillRect/>
+                    </a:stretch>
+                  </pic:blipFill>
+                  <pic:spPr bwMode="auto">
+                    <a:xfrm>
+                      <a:off x="0" y="0"/>
+                      <a:ext cx="5334000" cy="5204732"/>
+                    </a:xfrm>
+                    <a:prstGeom prst="rect">
+                      <a:avLst/>
+                    </a:prstGeom>
+                    <a:noFill/>
+                    <a:ln w="9525">
+                      <a:noFill/>
+                      <a:headEnd/>
+                      <a:tailEnd/>
+                    </a:ln>
+                  </pic:spPr>
+                </pic:pic>
+              </a:graphicData>
+            </a:graphic>
+          </wp:inline>
+        </w:drawing>
       </w:r>
     </w:p>
     <w:p>
@@ -4152,8 +4397,8 @@
         </w:pict>
       </w:r>
     </w:p>
-    <w:bookmarkEnd w:id="17"/>
-    <w:bookmarkStart w:id="18" w:name="Xe640fb49a156a7a77642c834819d631b5e7330f"/>
+    <w:bookmarkEnd w:id="38"/>
+    <w:bookmarkStart w:id="42" w:name="Xe640fb49a156a7a77642c834819d631b5e7330f"/>
     <w:p>
       <w:pPr>
         <w:pStyle w:val="Heading2"/>
@@ -4668,11 +4913,46 @@
         <w:pStyle w:val="BodyText"/>
       </w:pPr>
       <w:r>
-        <w:rPr>
-          <w:b/>
-          <w:bCs/>
-        </w:rPr>
-        <w:t xml:space="preserve">[MERMAID RENDER FAILED — block #8]</w:t>
+        <w:drawing>
+          <wp:inline>
+            <wp:extent cx="5334000" cy="2034267"/>
+            <wp:effectExtent b="0" l="0" r="0" t="0"/>
+            <wp:docPr descr="diagram" title="" id="40" name="Picture"/>
+            <a:graphic>
+              <a:graphicData uri="http://schemas.openxmlformats.org/drawingml/2006/picture">
+                <pic:pic>
+                  <pic:nvPicPr>
+                    <pic:cNvPr descr="/tmp/.private/milosvasic/tmp.mB95nzrKAQ/img/diagram_008_dbfccba800e9.png" id="41" name="Picture"/>
+                    <pic:cNvPicPr>
+                      <a:picLocks noChangeArrowheads="1" noChangeAspect="1"/>
+                    </pic:cNvPicPr>
+                  </pic:nvPicPr>
+                  <pic:blipFill>
+                    <a:blip r:embed="rId39"/>
+                    <a:stretch>
+                      <a:fillRect/>
+                    </a:stretch>
+                  </pic:blipFill>
+                  <pic:spPr bwMode="auto">
+                    <a:xfrm>
+                      <a:off x="0" y="0"/>
+                      <a:ext cx="5334000" cy="2034267"/>
+                    </a:xfrm>
+                    <a:prstGeom prst="rect">
+                      <a:avLst/>
+                    </a:prstGeom>
+                    <a:noFill/>
+                    <a:ln w="9525">
+                      <a:noFill/>
+                      <a:headEnd/>
+                      <a:tailEnd/>
+                    </a:ln>
+                  </pic:spPr>
+                </pic:pic>
+              </a:graphicData>
+            </a:graphic>
+          </wp:inline>
+        </w:drawing>
       </w:r>
     </w:p>
     <w:p>
@@ -4837,8 +5117,8 @@
         </w:pict>
       </w:r>
     </w:p>
-    <w:bookmarkEnd w:id="18"/>
-    <w:bookmarkStart w:id="19" w:name="X9bbbb6b532f87dc147374b0b17cf254195ac5ea"/>
+    <w:bookmarkEnd w:id="42"/>
+    <w:bookmarkStart w:id="43" w:name="X9bbbb6b532f87dc147374b0b17cf254195ac5ea"/>
     <w:p>
       <w:pPr>
         <w:pStyle w:val="Heading2"/>
@@ -5231,8 +5511,8 @@
         </w:pict>
       </w:r>
     </w:p>
-    <w:bookmarkEnd w:id="19"/>
-    <w:bookmarkStart w:id="20" w:name="X9bd9030cb78848958730f3450d8531fb52a3642"/>
+    <w:bookmarkEnd w:id="43"/>
+    <w:bookmarkStart w:id="47" w:name="X9bd9030cb78848958730f3450d8531fb52a3642"/>
     <w:p>
       <w:pPr>
         <w:pStyle w:val="Heading2"/>
@@ -5863,11 +6143,46 @@
         <w:pStyle w:val="BodyText"/>
       </w:pPr>
       <w:r>
-        <w:rPr>
-          <w:b/>
-          <w:bCs/>
-        </w:rPr>
-        <w:t xml:space="preserve">[MERMAID RENDER FAILED — block #9]</w:t>
+        <w:drawing>
+          <wp:inline>
+            <wp:extent cx="5334000" cy="4095750"/>
+            <wp:effectExtent b="0" l="0" r="0" t="0"/>
+            <wp:docPr descr="diagram" title="" id="45" name="Picture"/>
+            <a:graphic>
+              <a:graphicData uri="http://schemas.openxmlformats.org/drawingml/2006/picture">
+                <pic:pic>
+                  <pic:nvPicPr>
+                    <pic:cNvPr descr="/tmp/.private/milosvasic/tmp.mB95nzrKAQ/img/diagram_009_06bfcc86570e.png" id="46" name="Picture"/>
+                    <pic:cNvPicPr>
+                      <a:picLocks noChangeArrowheads="1" noChangeAspect="1"/>
+                    </pic:cNvPicPr>
+                  </pic:nvPicPr>
+                  <pic:blipFill>
+                    <a:blip r:embed="rId44"/>
+                    <a:stretch>
+                      <a:fillRect/>
+                    </a:stretch>
+                  </pic:blipFill>
+                  <pic:spPr bwMode="auto">
+                    <a:xfrm>
+                      <a:off x="0" y="0"/>
+                      <a:ext cx="5334000" cy="4095750"/>
+                    </a:xfrm>
+                    <a:prstGeom prst="rect">
+                      <a:avLst/>
+                    </a:prstGeom>
+                    <a:noFill/>
+                    <a:ln w="9525">
+                      <a:noFill/>
+                      <a:headEnd/>
+                      <a:tailEnd/>
+                    </a:ln>
+                  </pic:spPr>
+                </pic:pic>
+              </a:graphicData>
+            </a:graphic>
+          </wp:inline>
+        </w:drawing>
       </w:r>
     </w:p>
     <w:p>
@@ -5922,8 +6237,8 @@
         </w:pict>
       </w:r>
     </w:p>
-    <w:bookmarkEnd w:id="20"/>
-    <w:bookmarkStart w:id="21" w:name="sources-verified"/>
+    <w:bookmarkEnd w:id="47"/>
+    <w:bookmarkStart w:id="48" w:name="sources-verified"/>
     <w:p>
       <w:pPr>
         <w:pStyle w:val="Heading2"/>
@@ -6383,8 +6698,8 @@
         <w:t xml:space="preserve">§10), §11.4.65/§11.4.153 (HTML+PDF[+DOCX] exports follow in refinement).</w:t>
       </w:r>
     </w:p>
-    <w:bookmarkEnd w:id="21"/>
-    <w:bookmarkEnd w:id="22"/>
+    <w:bookmarkEnd w:id="48"/>
+    <w:bookmarkEnd w:id="49"/>
     <w:sectPr>
       <w:footnotePr>
         <w:numRestart w:val="eachSect"/>
